--- a/zht/docx/221.content.docx
+++ b/zht/docx/221.content.docx
@@ -391,18 +391,12 @@
           <w:lang w:val="zh_TW" w:bidi="zh_TW"/>
         </w:rPr>
       </w:r>
-      <w:hyperlink r:id="rId13">
-        <w:r>
-          <w:rPr>
-            <w:lang w:val="zh_TW" w:bidi="zh_TW"/>
-          </w:rPr>
-          <w:rPr>
-            <w:color w:val="0000EE"/>
-            <w:u w:val="single"/>
-          </w:rPr>
-          <w:t>創世記21:25</w:t>
-        </w:r>
-      </w:hyperlink>
+      <w:r>
+        <w:rPr>
+          <w:lang w:val="zh_TW" w:bidi="zh_TW"/>
+        </w:rPr>
+        <w:t>創世記21:25</w:t>
+      </w:r>
     </w:p>
     <w:p>
       <w:pPr>
@@ -415,18 +409,12 @@
           <w:lang w:val="zh_TW" w:bidi="zh_TW"/>
         </w:rPr>
       </w:r>
-      <w:hyperlink r:id="rId14">
-        <w:r>
-          <w:rPr>
-            <w:lang w:val="zh_TW" w:bidi="zh_TW"/>
-          </w:rPr>
-          <w:rPr>
-            <w:color w:val="0000EE"/>
-            <w:u w:val="single"/>
-          </w:rPr>
-          <w:t>馬可福音1:23–26</w:t>
-        </w:r>
-      </w:hyperlink>
+      <w:r>
+        <w:rPr>
+          <w:lang w:val="zh_TW" w:bidi="zh_TW"/>
+        </w:rPr>
+        <w:t>馬可福音1:23–26</w:t>
+      </w:r>
     </w:p>
     <w:p>
       <w:pPr>
@@ -439,18 +427,12 @@
           <w:lang w:val="zh_TW" w:bidi="zh_TW"/>
         </w:rPr>
       </w:r>
-      <w:hyperlink r:id="rId15">
-        <w:r>
-          <w:rPr>
-            <w:lang w:val="zh_TW" w:bidi="zh_TW"/>
-          </w:rPr>
-          <w:rPr>
-            <w:color w:val="0000EE"/>
-            <w:u w:val="single"/>
-          </w:rPr>
-          <w:t>馬可福音16:14</w:t>
-        </w:r>
-      </w:hyperlink>
+      <w:r>
+        <w:rPr>
+          <w:lang w:val="zh_TW" w:bidi="zh_TW"/>
+        </w:rPr>
+        <w:t>馬可福音16:14</w:t>
+      </w:r>
     </w:p>
     <w:p>
       <w:pPr>
@@ -463,18 +445,12 @@
           <w:lang w:val="zh_TW" w:bidi="zh_TW"/>
         </w:rPr>
       </w:r>
-      <w:hyperlink r:id="rId16">
-        <w:r>
-          <w:rPr>
-            <w:lang w:val="zh_TW" w:bidi="zh_TW"/>
-          </w:rPr>
-          <w:rPr>
-            <w:color w:val="0000EE"/>
-            <w:u w:val="single"/>
-          </w:rPr>
-          <w:t>馬太福音8:26–27</w:t>
-        </w:r>
-      </w:hyperlink>
+      <w:r>
+        <w:rPr>
+          <w:lang w:val="zh_TW" w:bidi="zh_TW"/>
+        </w:rPr>
+        <w:t>馬太福音8:26–27</w:t>
+      </w:r>
     </w:p>
     <w:p>
       <w:pPr>
@@ -487,18 +463,12 @@
           <w:lang w:val="zh_TW" w:bidi="zh_TW"/>
         </w:rPr>
       </w:r>
-      <w:hyperlink r:id="rId17">
-        <w:r>
-          <w:rPr>
-            <w:lang w:val="zh_TW" w:bidi="zh_TW"/>
-          </w:rPr>
-          <w:rPr>
-            <w:color w:val="0000EE"/>
-            <w:u w:val="single"/>
-          </w:rPr>
-          <w:t>馬太福音17:17–18</w:t>
-        </w:r>
-      </w:hyperlink>
+      <w:r>
+        <w:rPr>
+          <w:lang w:val="zh_TW" w:bidi="zh_TW"/>
+        </w:rPr>
+        <w:t>馬太福音17:17–18</w:t>
+      </w:r>
     </w:p>
     <w:p>
       <w:pPr>

--- a/zht/docx/221.content.docx
+++ b/zht/docx/221.content.docx
@@ -354,19 +354,7 @@
         <w:rPr>
           <w:lang w:val="zh_TW" w:bidi="zh_TW"/>
         </w:rPr>
-        <w:t>、</w:t>
-      </w:r>
-      <w:r>
-        <w:rPr>
-          <w:lang w:val="zh_TW" w:bidi="zh_TW"/>
-        </w:rPr>
-        <w:t>違背</w:t>
-      </w:r>
-      <w:r>
-        <w:rPr>
-          <w:lang w:val="zh_TW" w:bidi="zh_TW"/>
-        </w:rPr>
-        <w:t>）</w:t>
+        <w:t>、違背）</w:t>
       </w:r>
     </w:p>
     <w:p>
